--- a/discharged_secrets_ijcip/output/Title_Page_DataPolicy.docx
+++ b/discharged_secrets_ijcip/output/Title_Page_DataPolicy.docx
@@ -134,7 +134,7 @@
         <w:t xml:space="preserve">Abstract word count: </w:t>
       </w:r>
       <w:r>
-        <w:t>213</w:t>
+        <w:t>214</w:t>
       </w:r>
     </w:p>
     <w:p>
@@ -156,7 +156,7 @@
         <w:t xml:space="preserve">Main-text word count (excludes references): </w:t>
       </w:r>
       <w:r>
-        <w:t>2491</w:t>
+        <w:t>2495</w:t>
       </w:r>
     </w:p>
     <w:p>

--- a/discharged_secrets_ijcip/output/Title_Page_DataPolicy.docx
+++ b/discharged_secrets_ijcip/output/Title_Page_DataPolicy.docx
@@ -23,7 +23,7 @@
         <w:rPr>
           <w:b/>
         </w:rPr>
-        <w:t>[Author name]</w:t>
+        <w:t>Onishi Tatsuki</w:t>
       </w:r>
     </w:p>
     <w:p>
@@ -34,7 +34,7 @@
         <w:rPr>
           <w:b w:val="0"/>
         </w:rPr>
-        <w:t>[Department, institution, city, postal code, country]</w:t>
+        <w:t>Data Science and AI Innovation Research Promotion Center, Shiga University, Hikone, Japan</w:t>
       </w:r>
     </w:p>
     <w:p>
@@ -45,7 +45,7 @@
         <w:rPr>
           <w:b w:val="0"/>
         </w:rPr>
-        <w:t>Corresponding author: [Author name]; [Corresponding author email]</w:t>
+        <w:t>Corresponding author: Onishi Tatsuki; bougtoir@gmail.com</w:t>
       </w:r>
     </w:p>
     <w:p>
@@ -56,7 +56,7 @@
         <w:rPr>
           <w:b w:val="0"/>
         </w:rPr>
-        <w:t>ORCID: [ORCID]</w:t>
+        <w:t>ORCID: 0000-0001-7261-9062</w:t>
       </w:r>
     </w:p>
     <w:p/>
